--- a/docs/База знаний/01_Маркетплейсы/03-publikacziya-ostatkov-wb-ozon.docx
+++ b/docs/База знаний/01_Маркетплейсы/03-publikacziya-ostatkov-wb-ozon.docx
@@ -24,7 +24,7 @@
     </w:p>
     <w:p>
       <w:r>
-        <w:t>Версия 0.1 · 8 октября 2026 · материалы для базы знаний</w:t>
+        <w:t>Версия 0.2 · 9 октября 2026 · материалы для базы знаний</w:t>
       </w:r>
     </w:p>
     <w:p>
@@ -56,7 +56,7 @@
     </w:p>
     <w:p>
       <w:r>
-        <w:t>В разборе за 8 октября была сохранена настройка публикации Wildberries для выбранных товаров, но последний результат оказался 403. Следовательно, включённый переключатель не доказывает успешную выгрузку. Для Ozon потребуются отдельная строка склада, связь товаров и собственное состояние публикации.</w:t>
+        <w:t>В переписке 8 октября публикация Wildberries была включена для 26 товаров, но один из результатов показывал 403. В продолжении 9 октября поддержка сообщила, что после установки в WMS нового WB-ключа с правом записи ошибка 403 ушла, а остатки всех 26 товаров передались. Этот результат относится к конкретному селлеру; он не означает, что любую ошибку 403 можно исправить заменой ключа. Для Ozon подключение, склад, связь товаров и публикация настраиваются отдельно.</w:t>
       </w:r>
     </w:p>
     <w:p>
@@ -254,7 +254,7 @@
         <w:pStyle w:val="ListBullet"/>
       </w:pPr>
       <w:r>
-        <w:t>403 — запрос был отклонён. По нему одному нельзя определить точную причину и нельзя утверждать, что виноват ключ.</w:t>
+        <w:t>В конкретном обращении по ИП Калимуллину после установки нового ключа WB с правом записи поддержка подтвердила, что 403 ушла и 26 товаров передались. Для другого селлера или другого запроса этот результат не определяет причину автоматически: сначала разберите точную ошибку и контекст отказа.</w:t>
       </w:r>
     </w:p>
     <w:p>
@@ -262,7 +262,7 @@
         <w:pStyle w:val="ListBullet"/>
       </w:pPr>
       <w:r>
-        <w:t>Проверьте, что для той же площадки включена публикация, склад сопоставлен, а связь товара и доступное количество указаны корректно. Если всё верно, сохраните точный код, время и детали результата и передайте поддержке.</w:t>
+        <w:t>Проверьте, что выбраны нужные селлер и площадка, публикация включена именно для этого склада, склад сопоставлен, а связь товара и доступное количество указаны корректно. Если видите 403, зафиксируйте точный код, время и безопасные детали результата и передайте поддержке. В случае WB проверьте, что используемый владельцем кабинета ключ имеет доступ, нужный для операции записи остатков; не выбирайте права по догадке.</w:t>
       </w:r>
     </w:p>
     <w:p>
@@ -270,7 +270,7 @@
         <w:pStyle w:val="ListBullet"/>
       </w:pPr>
       <w:r>
-        <w:t>Не сообщайте ключ и не включайте новый ключ в материалы поддержки. Не повторяйте выгрузку многократно, пока не выяснен смысл ошибки.</w:t>
+        <w:t>Не отправляйте API-ключ или его часть в чат и не включайте ключ в материалы поддержки. Если после выяснения причины меняется ключ, владелец кабинета вводит его в WMS сам. Не повторяйте выгрузку многократно, пока не разобрана ошибка.</w:t>
       </w:r>
     </w:p>
     <w:p>
@@ -291,7 +291,7 @@
     </w:p>
     <w:p>
       <w:r>
-        <w:t>Подготовлено по переписке поддержки от 8 октября 2026 года (chat--5515853898) и сверено с названиями элементов интерфейса в origin/etalon. Это описание шагов и текущих надписей UI; фактический успех операций на аккаунте клиента не подтверждён.</w:t>
+        <w:t>Подготовлено по переписке поддержки от 8 октября 2026 года (chat--5515853898) и её продолжению в Telegram-чате «Короб BMC-Фулфилмент Бамбук» 9 октября 2026 года (сообщение Korob_support, 02:34). В конкретном обращении поддержка подтвердила передачу остатков всех 26 товаров WB после замены ключа на вариант с правом записи. Названия интерфейсных элементов сверены с origin/etalon; видимый остаток в кабинете маркетплейса отдельной проверкой не подтверждён.</w:t>
       </w:r>
     </w:p>
     <w:p>
@@ -303,27 +303,9 @@
       </w:r>
     </w:p>
     <w:p>
-      <w:pPr>
-        <w:pStyle w:val="ListBullet"/>
-      </w:pPr>
+      <w:pPr/>
       <w:r>
-        <w:t>Экран/шаг 1 — открыть страницу в подтверждённом demo/staging аккаунте без реальных данных.</w:t>
-      </w:r>
-    </w:p>
-    <w:p>
-      <w:pPr>
-        <w:pStyle w:val="ListBullet"/>
-      </w:pPr>
-      <w:r>
-        <w:t>Дальнейшие шаги — снять каждое место нажатия отдельно; нумерация стрелок должна идти подряд и совпадать с текстом.</w:t>
-      </w:r>
-    </w:p>
-    <w:p>
-      <w:pPr>
-        <w:pStyle w:val="ListBullet"/>
-      </w:pPr>
-      <w:r>
-        <w:t>После добавления снимков повторно просмотреть страницы PDF, проверить кадрирование, контраст и порядок номеров.</w:t>
+        <w:t>Нужны реальные снимки тестового стенда: экран публикации WB/Ozon, выбранный селлер и склад, включение публикации, запуск синхронизации и её результат. Каждый снимок должен соответствовать конкретному шагу; после добавления сверить номера, кадрирование и порядок страниц.</w:t>
       </w:r>
     </w:p>
     <w:sectPr>

--- a/docs/База знаний/01_Маркетплейсы/03-publikacziya-ostatkov-wb-ozon.docx
+++ b/docs/База знаний/01_Маркетплейсы/03-publikacziya-ostatkov-wb-ozon.docx
@@ -40,10 +40,7 @@
         <w:ind w:left="259"/>
       </w:pPr>
       <w:r>
-        <w:rPr>
-          <w:color w:val="9B4614"/>
-        </w:rPr>
-        <w:t>Скриншоты действий не приложены. Просмотренные статические снимки показывают другие экраны: список заказов FBS, каталог, тестовые карточки и FBS-остаток в форме приёмки. Ни один не показывает форму Client-Id/Api-Key или текущий экран публикации складов с проверенными последовательными callout-номерами. Поэтому неподходящие кадры не вставлены. В доступном браузере открыта только WMS со production-доменом; безопасного demo/staging экрана этих настроек сейчас нет. Скриншоты из production не снимались, выделения не дорисовывались. Текстовые шаги готовы к визуальной приёмке, сами руководства визуально незавершены.</w:t>
+        <w:t>Скриншоты действий пока не приложены. Во время этой проверки открыт тестовый контур WMS с жёлтой отметкой «ТЕСТОВЫЙ КОНТУР». Визуально осмотрен экран «Подбор на отгрузку» демонстрационной отгрузки №000043: видны поле «Сканер: место или товар», счётчик плана, колонки «Остаток в коробе» и «Собрано». Экраны Client-Id/Api-Key, сопоставления Ozon и публикации остатков в этом сеансе не открыты. Снимок страницы виден в интерактивном окне, но доступный интерфейс захвата не сохраняет его в файл проекта; поэтому снимки и выноски не вставлены, документы остаются черновиками.</w:t>
       </w:r>
     </w:p>
     <w:p>
